--- a/node-js/node js list of core concepts and common features.docx
+++ b/node-js/node js list of core concepts and common features.docx
@@ -1193,6 +1193,9 @@
     </w:p>
     <w:p>
       <w:r>
+        <w:rPr>
+          <w:noProof/>
+        </w:rPr>
         <w:drawing>
           <wp:inline distT="0" distB="0" distL="0" distR="0" wp14:anchorId="1B3398F2" wp14:editId="15CABA61">
             <wp:extent cx="3459480" cy="1089660"/>
@@ -1789,8 +1792,6 @@
         <w:t> Strong community support with a large ecosystem of open-source libraries and tools.</w:t>
       </w:r>
     </w:p>
-    <w:p/>
-    <w:p/>
     <w:sectPr>
       <w:pgSz w:w="12240" w:h="15840"/>
       <w:pgMar w:top="1440" w:right="1440" w:bottom="1440" w:left="1440" w:header="720" w:footer="720" w:gutter="0"/>
@@ -4222,6 +4223,7 @@
   <w:style w:type="character" w:default="1" w:styleId="DefaultParagraphFont">
     <w:name w:val="Default Paragraph Font"/>
     <w:uiPriority w:val="1"/>
+    <w:semiHidden/>
     <w:unhideWhenUsed/>
   </w:style>
   <w:style w:type="table" w:default="1" w:styleId="TableNormal">
